--- a/Persona and Scenario - Application.docx
+++ b/Persona and Scenario - Application.docx
@@ -725,7 +725,25 @@
           <w:szCs w:val="24"/>
           <w:lang w:val="en-US"/>
         </w:rPr>
-        <w:t>(1) automatically select one candidate, in which the system will predict the best candidate for that position without an initial decision from Regina, or (2) manually select one candidate, in which Regina receive an advice from the system regarding the best candidate only after her initial decision.</w:t>
+        <w:t>(1) automatically select one candidate, in which the system will predict the best candidate for that position without an initial decision from Regina, or (2) manually select one candidate, in which Regina receive</w:t>
+      </w:r>
+      <w:r>
+        <w:rPr>
+          <w:rFonts w:cstheme="minorHAnsi"/>
+          <w:sz w:val="24"/>
+          <w:szCs w:val="24"/>
+          <w:lang w:val="en-US"/>
+        </w:rPr>
+        <w:t>s</w:t>
+      </w:r>
+      <w:r>
+        <w:rPr>
+          <w:rFonts w:cstheme="minorHAnsi"/>
+          <w:sz w:val="24"/>
+          <w:szCs w:val="24"/>
+          <w:lang w:val="en-US"/>
+        </w:rPr>
+        <w:t xml:space="preserve"> advice from the system regarding the best candidate only after her initial decision.</w:t>
       </w:r>
       <w:r>
         <w:rPr>
@@ -760,7 +778,15 @@
           <w:szCs w:val="24"/>
           <w:lang w:val="en-US"/>
         </w:rPr>
-        <w:t xml:space="preserve">Decision-making context: </w:t>
+        <w:t>Field of application</w:t>
+      </w:r>
+      <w:r>
+        <w:rPr>
+          <w:sz w:val="24"/>
+          <w:szCs w:val="24"/>
+          <w:lang w:val="en-US"/>
+        </w:rPr>
+        <w:t xml:space="preserve">: </w:t>
       </w:r>
     </w:p>
     <w:p>
